--- a/学科资料/大物上实验合辑/大物实验报告（开源）/实验报告模板&实验报告评分标准_0.docx
+++ b/学科资料/大物上实验合辑/大物实验报告（开源）/实验报告模板&实验报告评分标准_0.docx
@@ -55,7 +55,7 @@
           <w:sz w:val="24"/>
           <w:szCs w:val="24"/>
         </w:rPr>
-        <w:t>班级</w:t>
+        <w:t/>
       </w:r>
       <w:r>
         <w:rPr>
@@ -65,7 +65,7 @@
           <w:szCs w:val="24"/>
           <w:u w:val="single"/>
         </w:rPr>
-        <w:t xml:space="preserve"> </w:t>
+        <w:t xml:space="preserve"/>
       </w:r>
       <w:r>
         <w:rPr>
@@ -75,7 +75,7 @@
           <w:szCs w:val="24"/>
           <w:u w:val="single"/>
         </w:rPr>
-        <w:t>2</w:t>
+        <w:t/>
       </w:r>
       <w:r>
         <w:rPr>
@@ -86,7 +86,7 @@
           <w:u w:val="single"/>
           <w:lang w:val="en-US" w:eastAsia="zh-CN"/>
         </w:rPr>
-        <w:t>3</w:t>
+        <w:t/>
       </w:r>
       <w:r>
         <w:rPr>
@@ -96,7 +96,7 @@
           <w:szCs w:val="24"/>
           <w:u w:val="single"/>
         </w:rPr>
-        <w:t>级</w:t>
+        <w:t/>
       </w:r>
       <w:r>
         <w:rPr>
@@ -107,16 +107,16 @@
           <w:u w:val="single"/>
           <w:lang w:val="en-US" w:eastAsia="zh-CN"/>
         </w:rPr>
-        <w:t>计算机类二班</w:t>
-      </w:r>
-      <w:r>
-        <w:rPr>
-          <w:rFonts w:hint="eastAsia" w:ascii="宋体" w:hAnsi="宋体" w:eastAsia="宋体" w:cs="宋体"/>
-          <w:kern w:val="0"/>
-          <w:sz w:val="24"/>
-          <w:szCs w:val="24"/>
-        </w:rPr>
-        <w:t xml:space="preserve">  姓名</w:t>
+        <w:t/>
+      </w:r>
+      <w:r>
+        <w:rPr>
+          <w:rFonts w:hint="eastAsia" w:ascii="宋体" w:hAnsi="宋体" w:eastAsia="宋体" w:cs="宋体"/>
+          <w:kern w:val="0"/>
+          <w:sz w:val="24"/>
+          <w:szCs w:val="24"/>
+        </w:rPr>
+        <w:t xml:space="preserve"/>
       </w:r>
       <w:r>
         <w:rPr>
@@ -127,16 +127,16 @@
           <w:u w:val="single"/>
           <w:lang w:val="en-US" w:eastAsia="zh-CN"/>
         </w:rPr>
-        <w:t>于博宇</w:t>
-      </w:r>
-      <w:r>
-        <w:rPr>
-          <w:rFonts w:hint="eastAsia" w:ascii="宋体" w:hAnsi="宋体" w:eastAsia="宋体" w:cs="宋体"/>
-          <w:kern w:val="0"/>
-          <w:sz w:val="24"/>
-          <w:szCs w:val="24"/>
-        </w:rPr>
-        <w:t xml:space="preserve"> 实验号</w:t>
+        <w:t/>
+      </w:r>
+      <w:r>
+        <w:rPr>
+          <w:rFonts w:hint="eastAsia" w:ascii="宋体" w:hAnsi="宋体" w:eastAsia="宋体" w:cs="宋体"/>
+          <w:kern w:val="0"/>
+          <w:sz w:val="24"/>
+          <w:szCs w:val="24"/>
+        </w:rPr>
+        <w:t xml:space="preserve"/>
       </w:r>
       <w:r>
         <w:rPr>
@@ -146,16 +146,16 @@
           <w:szCs w:val="24"/>
           <w:u w:val="single"/>
         </w:rPr>
-        <w:t xml:space="preserve">       </w:t>
-      </w:r>
-      <w:r>
-        <w:rPr>
-          <w:rFonts w:hint="eastAsia" w:ascii="宋体" w:hAnsi="宋体" w:eastAsia="宋体" w:cs="宋体"/>
-          <w:kern w:val="0"/>
-          <w:sz w:val="24"/>
-          <w:szCs w:val="24"/>
-        </w:rPr>
-        <w:t xml:space="preserve">   </w:t>
+        <w:t xml:space="preserve"/>
+      </w:r>
+      <w:r>
+        <w:rPr>
+          <w:rFonts w:hint="eastAsia" w:ascii="宋体" w:hAnsi="宋体" w:eastAsia="宋体" w:cs="宋体"/>
+          <w:kern w:val="0"/>
+          <w:sz w:val="24"/>
+          <w:szCs w:val="24"/>
+        </w:rPr>
+        <w:t xml:space="preserve"/>
       </w:r>
     </w:p>
     <w:p>
